--- a/document_templates/PVs/PV-validated-md.docx
+++ b/document_templates/PVs/PV-validated-md.docx
@@ -1452,8 +1452,6 @@
           <w:lang w:val="en-US"/>
         </w:rPr>
       </w:pPr>
-      <w:bookmarkStart w:id="3" w:name="_GoBack"/>
-      <w:bookmarkEnd w:id="3"/>
     </w:p>
     <w:p>
       <w:pPr>
@@ -1681,8 +1679,10 @@
                 <w:sz w:val="24"/>
                 <w:szCs w:val="24"/>
               </w:rPr>
-              <w:t>Head Crédit</w:t>
+              <w:t>Responsable du Département Crédit</w:t>
             </w:r>
+            <w:bookmarkStart w:id="3" w:name="_GoBack"/>
+            <w:bookmarkEnd w:id="3"/>
           </w:p>
           <w:p>
             <w:pPr>
